--- a/dist/SUBMISSION_FINAL/Thesis_LuanAn/chuong_1_gioi_thieu.docx
+++ b/dist/SUBMISSION_FINAL/Thesis_LuanAn/chuong_1_gioi_thieu.docx
@@ -96,7 +96,7 @@
         <w:t xml:space="preserve"> </w:t>
       </w:r>
       <w:r>
-        <w:t xml:space="preserve">(Forced Internationalization Penalty, FIP), không phải một ngoại lệ bên lề mà là điều kiện biên cực đoan làm lộ rõ chính cấu trúc lý thuyết của toàn bộ quan hệ I-P: khi cả ba tiền đề cấu trúc của đường cong chữ U ngược, gồm thị trường nội địa khả dụng, chi phí thương mại quản lý được, và thể chế hỗ trợ chức năng, đồng thời vắng mặt, thì dạng hàm phi tuyến quen thuộc không còn tồn tại. Cũng như một lý thuyết về lực hấp dẫn không thể trọn vẹn nếu né tránh điểm kỳ dị nơi các định luật thông thường sụp đổ, một lý thuyết về quan hệ I-P không thể xem trường hợp FIP như một phụ lục: luận án do đó đặt FIP làm một cực lý thuyết đối trọng trực tiếp với logic chữ U ngược truyền thống, ngay từ chương mở đầu.</w:t>
+        <w:t xml:space="preserve">(Forced Internationalization Penalty, FIP), được đề xuất như một điều kiện biên rõ ràng của mô hình chữ U ngược I-P: khi cả ba tiền đề cấu trúc (thị trường nội địa khả dụng, chi phí thương mại quản lý được, và thể chế hỗ trợ chức năng) đồng thời bị vi phạm, dạng hàm phi tuyến truyền thống chuyển sang quan hệ âm đơn điệu. FIP nối tiếp dòng nghiên cứu nền tảng về SIDS của Briguglio (1995) và mô hình MIRAB của Bertram (2006); đóng góp của luận án là cung cấp ước lượng định lượng đầu tiên (β = −0,404, p = ,032) trên dữ liệu WBES kết nối ba ràng buộc SIDS này với dấu của hệ số FSTS trong hồi quy I-P ở cấp doanh nghiệp.</w:t>
       </w:r>
     </w:p>
     <w:p>
@@ -481,7 +481,7 @@
         <w:pStyle w:val="BodyText"/>
       </w:pPr>
       <w:r>
-        <w:t xml:space="preserve">Đóng góp lý thuyết thứ tư, cũng là đóng góp mang tính định danh, là việc phát hiện và đặt tên cho gánh nặng quốc tế hóa bắt buộc (forced internationalization penalty). Đây là một cấu trúc lý thuyết chưa từng được định danh trong tài liệu nghiên cứu kinh doanh quốc tế, được xác lập như điều kiện biên cực đoan của mô hình chữ U ngược. Gánh nặng này xuất hiện khi cả ba điều kiện cấu trúc tối thiểu đồng thời bị vi phạm, đó là thị trường nội địa quá nhỏ, chi phí thương mại cực cao và thiếu hỗ trợ thể chế. Khi đó, quan hệ I-P chuyển từ dạng chữ U ngược sang quan hệ âm đơn điệu không có điểm uốn. Bằng chứng thực nghiệm từ các quốc đảo nhỏ Thái Bình Dương xác nhận quan hệ âm đơn điệu này, qua đó cho thấy chữ U ngược không phải một quy luật phổ quát mà là một quan hệ có điều kiện, và mở ra hướng nghiên cứu mới về điều kiện biên của các lý thuyết quốc tế hóa phổ quát.</w:t>
+        <w:t xml:space="preserve">Đóng góp lý thuyết thứ tư là chính thức kết nối ba ràng buộc cấu trúc của các quốc đảo nhỏ Thái Bình Dương (thị trường nội địa quá nhỏ, chi phí thương mại cực cao, hỗ trợ thể chế thiếu hụt) với dấu của hệ số FSTS trong hồi quy I-P ở cấp doanh nghiệp, đặt tên cho hiện tượng này là gánh nặng quốc tế hóa bắt buộc (forced internationalization penalty, FIP). Khái niệm không phải mới hoàn toàn: cấu trúc kinh tế ba ràng buộc của SIDS đã được phân tích trong các nghiên cứu nền tảng (Briguglio, 1995; mô hình MIRAB của Bertram, 2006). Đóng góp tăng thêm của luận án là (i) cung cấp ước lượng định lượng đầu tiên (β = −0,404, p = ,032) trên dữ liệu WBES về dấu âm trong hồi quy I-P, (ii) đặt FIP làm điều kiện biên rõ ràng cho mô hình chữ U ngược (quan hệ chuyển sang âm đơn điệu không có điểm uốn khi cả ba ràng buộc đồng thời bị vi phạm), và (iii) qua đó cho thấy chữ U ngược không phải quy luật phổ quát mà là quan hệ có điều kiện, mở hướng nghiên cứu về điều kiện biên của các lý thuyết quốc tế hóa.</w:t>
       </w:r>
     </w:p>
     <w:p>

--- a/dist/SUBMISSION_FINAL/Thesis_LuanAn/chuong_1_gioi_thieu.docx
+++ b/dist/SUBMISSION_FINAL/Thesis_LuanAn/chuong_1_gioi_thieu.docx
@@ -96,7 +96,7 @@
         <w:t xml:space="preserve"> </w:t>
       </w:r>
       <w:r>
-        <w:t xml:space="preserve">(Forced Internationalization Penalty, FIP), được đề xuất như một điều kiện biên rõ ràng của mô hình chữ U ngược I-P: khi cả ba tiền đề cấu trúc (thị trường nội địa khả dụng, chi phí thương mại quản lý được, và thể chế hỗ trợ chức năng) đồng thời bị vi phạm, dạng hàm phi tuyến truyền thống chuyển sang quan hệ âm đơn điệu. FIP nối tiếp dòng nghiên cứu nền tảng về SIDS của Briguglio (1995) và mô hình MIRAB của Bertram (2006); đóng góp của luận án là cung cấp ước lượng định lượng đầu tiên (β = −0,404, p = ,032) trên dữ liệu WBES kết nối ba ràng buộc SIDS này với dấu của hệ số FSTS trong hồi quy I-P ở cấp doanh nghiệp.</w:t>
+        <w:t xml:space="preserve">(Forced Internationalization Penalty, FIP), được đề xuất như một điều kiện biên rõ ràng của mô hình chữ U ngược I-P: khi cả ba tiền đề cấu trúc (thị trường nội địa khả dụng, chi phí thương mại quản lý được, và thể chế hỗ trợ chức năng) đồng thời bị vi phạm, dạng hàm phi tuyến truyền thống chuyển sang quan hệ âm đơn điệu. FIP nối tiếp dòng nghiên cứu nền tảng về SIDS của Briguglio (1995) và mô hình MIRAB của Bertram (2006); đóng góp của luận án là cung cấp ước lượng định lượng đầu tiên (β = −0,404, p =,032) trên dữ liệu WBES kết nối ba ràng buộc SIDS này với dấu của hệ số FSTS trong hồi quy I-P ở cấp doanh nghiệp.</w:t>
       </w:r>
     </w:p>
     <w:p>
@@ -345,7 +345,7 @@
         <w:pStyle w:val="FirstParagraph"/>
       </w:pPr>
       <w:r>
-        <w:t xml:space="preserve">Phạm vi không gian chính của nghiên cứu gồm 45 nền kinh tế châu Á và Thái Bình Dương có dữ liệu trong Khảo sát Doanh nghiệp của Ngân hàng Thế giới (World Bank Enterprise Surveys, WBES), được phân loại và tổ chức theo sáu nhóm con trong khung ICRV. Sáu nhóm con đó là: nhóm tiên tiến dẫn dắt bằng đổi mới (Advanced Innovation-Driven), đại diện là Singapore, Hàn Quốc và Đài Loan; nhóm tiên tiến dẫn dắt bằng tài nguyên (Advanced Resource-Driven), đại diện là các nền kinh tế vùng Vịnh; nhóm thu nhập trung bình cao (Upper-middle), đại diện là Trung Quốc và Malaysia; nhóm đang nổi (Emerging), gồm Việt Nam và các nền kinh tế ASEAN đang phát triển; nhóm cận biên (Frontier), gồm các nền kinh tế kém phát triển nhất như Campuchia, Nepal và Bangladesh; và nhóm quốc đảo nhỏ Thái Bình Dương (Pacific SIDS), gồm các quốc đảo nhỏ đang phát triển (Small Island Developing States, SIDS) được đưa vào phân tích để kiểm định các điều kiện biên cực đoan của quan hệ I-P. Nhật Bản không nằm trong phạm vi thực nghiệm vì cấu trúc dữ liệu WBES không bao phủ Nhật Bản đầy đủ.</w:t>
+        <w:t xml:space="preserve">Phạm vi không gian chính của nghiên cứu gồm 45 nền kinh tế châu Á và Thái Bình Dương có dữ liệu trong Khảo sát Doanh nghiệp của Ngân hàng Thế giới (World Bank Enterprise Surveys, WBES), được phân loại và tổ chức theo sáu nhóm con trong khung ICRV. Sáu nhóm con đó là: nhóm tiên tiến dẫn dắt bằng đổi mới (Advanced Innovation-Driven), đại diện là Singapore, Hàn Quốc và Đài Loan; nhóm tiên tiến dẫn dắt bằng tài nguyên (Advanced Resource-Driven), đại diện là các nền kinh tế vùng Vịnh; nhóm thu nhập trung bình cao (Upper-middle), đại diện là Trung Quốc và Malaysia; nhóm đang nổi (Emerging), gồm Việt Nam và các nền kinh tế ASEAN đang phát triển; nhóm cận biên (Frontier), gồm các nền kinh tế kém phát triển nhất như Campuchia, Nepal và Bangladesh; và nhóm quốc đảo nhỏ Thái Bình Dương (Pacific and Indian Ocean SIDS), gồm các quốc đảo nhỏ đang phát triển (Small Island Developing States, SIDS) được đưa vào phân tích để kiểm định các điều kiện biên cực đoan của quan hệ I-P. Nhật Bản không nằm trong phạm vi thực nghiệm vì cấu trúc dữ liệu WBES không bao phủ Nhật Bản đầy đủ.</w:t>
       </w:r>
     </w:p>
     <w:p>
@@ -481,7 +481,7 @@
         <w:pStyle w:val="BodyText"/>
       </w:pPr>
       <w:r>
-        <w:t xml:space="preserve">Đóng góp lý thuyết thứ tư là chính thức kết nối ba ràng buộc cấu trúc của các quốc đảo nhỏ Thái Bình Dương (thị trường nội địa quá nhỏ, chi phí thương mại cực cao, hỗ trợ thể chế thiếu hụt) với dấu của hệ số FSTS trong hồi quy I-P ở cấp doanh nghiệp, đặt tên cho hiện tượng này là gánh nặng quốc tế hóa bắt buộc (forced internationalization penalty, FIP). Khái niệm không phải mới hoàn toàn: cấu trúc kinh tế ba ràng buộc của SIDS đã được phân tích trong các nghiên cứu nền tảng (Briguglio, 1995; mô hình MIRAB của Bertram, 2006). Đóng góp tăng thêm của luận án là (i) cung cấp ước lượng định lượng đầu tiên (β = −0,404, p = ,032) trên dữ liệu WBES về dấu âm trong hồi quy I-P, (ii) đặt FIP làm điều kiện biên rõ ràng cho mô hình chữ U ngược (quan hệ chuyển sang âm đơn điệu không có điểm uốn khi cả ba ràng buộc đồng thời bị vi phạm), và (iii) qua đó cho thấy chữ U ngược không phải quy luật phổ quát mà là quan hệ có điều kiện, mở hướng nghiên cứu về điều kiện biên của các lý thuyết quốc tế hóa.</w:t>
+        <w:t xml:space="preserve">Đóng góp lý thuyết thứ tư là chính thức kết nối ba ràng buộc cấu trúc của các quốc đảo nhỏ Thái Bình Dương (thị trường nội địa quá nhỏ, chi phí thương mại cực cao, hỗ trợ thể chế thiếu hụt) với dấu của hệ số FSTS trong hồi quy I-P ở cấp doanh nghiệp, đặt tên cho hiện tượng này là gánh nặng quốc tế hóa bắt buộc (forced internationalization penalty, FIP). Khái niệm không phải mới hoàn toàn: cấu trúc kinh tế ba ràng buộc của SIDS đã được phân tích trong các nghiên cứu nền tảng (Briguglio, 1995; mô hình MIRAB của Bertram, 2006). Đóng góp tăng thêm của luận án là (i) cung cấp ước lượng định lượng đầu tiên (β = −0,404, p =,032) trên dữ liệu WBES về dấu âm trong hồi quy I-P, (ii) đặt FIP làm điều kiện biên rõ ràng cho mô hình chữ U ngược (quan hệ chuyển sang âm đơn điệu không có điểm uốn khi cả ba ràng buộc đồng thời bị vi phạm), và (iii) qua đó cho thấy chữ U ngược không phải quy luật phổ quát mà là quan hệ có điều kiện, mở hướng nghiên cứu về điều kiện biên của các lý thuyết quốc tế hóa.</w:t>
       </w:r>
     </w:p>
     <w:p>

--- a/dist/SUBMISSION_FINAL/Thesis_LuanAn/chuong_1_gioi_thieu.docx
+++ b/dist/SUBMISSION_FINAL/Thesis_LuanAn/chuong_1_gioi_thieu.docx
@@ -180,6 +180,91 @@
       </w:r>
       <w:r>
         <w:t xml:space="preserve">duy nhất, khiến kết luận mất đi độ chính xác và che khuất những cơ chế tác động rất khác nhau.</w:t>
+      </w:r>
+    </w:p>
+    <w:p>
+      <w:pPr>
+        <w:pStyle w:val="BodyText"/>
+      </w:pPr>
+      <w:r>
+        <w:t xml:space="preserve">Bối cảnh quốc tế ở thời điểm gần nhất với mốc nộp luận án (tháng 6 năm 2026) củng cố thêm tính cấp thiết của đề tài. Báo cáo</w:t>
+      </w:r>
+      <w:r>
+        <w:t xml:space="preserve"> </w:t>
+      </w:r>
+      <w:r>
+        <w:rPr>
+          <w:iCs/>
+          <w:i/>
+        </w:rPr>
+        <w:t xml:space="preserve">OECD MAGIC Database of Industrial Subsidies</w:t>
+      </w:r>
+      <w:r>
+        <w:t xml:space="preserve"> </w:t>
+      </w:r>
+      <w:r>
+        <w:t xml:space="preserve">phát hành tháng 6 năm 2026 (OECD, 2026) cho thấy mức trợ cấp công nghiệp toàn cầu đã đạt mức cao nhất kể từ cuộc khủng hoảng tài chính 2008-09, ở mức 1,3% doanh thu doanh nghiệp năm 2024 (USD 108 tỷ trên 15 ngành công nghiệp trọng yếu). Doanh nghiệp đóng trụ sở tại Trung Quốc nhận trung bình gấp ba đến tám lần mức trợ cấp so với doanh nghiệp tại các nền kinh tế OECD; tỷ lệ này còn cao hơn rõ rệt so với mức hỗ trợ mà doanh nghiệp tại Brazil, Ấn Độ và Indonesia nhận được. Bối cảnh trợ cấp leo thang này, kết hợp với tỷ lệ thông báo trợ cấp WTO sụt giảm từ 23% năm 1995 lên 70% không tuân thủ vào năm 2025, làm tăng thêm tính dị biệt thể chế giữa các nền kinh tế châu Á và Thái Bình Dương mà luận án đặt vào trung tâm khung phân tích ICRV. Quan trọng hơn về mặt phương pháp luận, OECD (2026) tìm thấy rằng trợ cấp công nghiệp làm tăng</w:t>
+      </w:r>
+      <w:r>
+        <w:t xml:space="preserve"> </w:t>
+      </w:r>
+      <w:r>
+        <w:rPr>
+          <w:iCs/>
+          <w:i/>
+        </w:rPr>
+        <w:t xml:space="preserve">thị phần toàn cầu</w:t>
+      </w:r>
+      <w:r>
+        <w:t xml:space="preserve"> </w:t>
+      </w:r>
+      <w:r>
+        <w:t xml:space="preserve">(khoảng 22% mức tăng thị phần của các doanh nghiệp tăng trưởng 2005-2023 được giải thích bằng trợ cấp; với doanh nghiệp Trung Quốc tỷ lệ này là gần 60%) nhưng</w:t>
+      </w:r>
+      <w:r>
+        <w:t xml:space="preserve"> </w:t>
+      </w:r>
+      <w:r>
+        <w:rPr>
+          <w:iCs/>
+          <w:i/>
+        </w:rPr>
+        <w:t xml:space="preserve">không</w:t>
+      </w:r>
+      <w:r>
+        <w:t xml:space="preserve"> </w:t>
+      </w:r>
+      <w:r>
+        <w:t xml:space="preserve">làm tăng đáng kể</w:t>
+      </w:r>
+      <w:r>
+        <w:t xml:space="preserve"> </w:t>
+      </w:r>
+      <w:r>
+        <w:rPr>
+          <w:iCs/>
+          <w:i/>
+        </w:rPr>
+        <w:t xml:space="preserve">năng suất hay lợi nhuận</w:t>
+      </w:r>
+      <w:r>
+        <w:t xml:space="preserve">. Phát hiện này hậu thuẫn quyết định phương pháp luận trọng tâm của luận án về việc sử dụng</w:t>
+      </w:r>
+      <w:r>
+        <w:t xml:space="preserve"> </w:t>
+      </w:r>
+      <w:r>
+        <w:rPr>
+          <w:iCs/>
+          <w:i/>
+        </w:rPr>
+        <w:t xml:space="preserve">năng suất lao động</w:t>
+      </w:r>
+      <w:r>
+        <w:t xml:space="preserve"> </w:t>
+      </w:r>
+      <w:r>
+        <w:t xml:space="preserve">(chứ không phải thị phần hay doanh thu) làm biến phụ thuộc chính: chỉ số năng suất ít bị bóp méo bởi trợ cấp xuyên quốc gia hơn các thước đo dựa trên doanh thu.</w:t>
       </w:r>
     </w:p>
     <w:p>

--- a/dist/SUBMISSION_FINAL/Thesis_LuanAn/chuong_1_gioi_thieu.docx
+++ b/dist/SUBMISSION_FINAL/Thesis_LuanAn/chuong_1_gioi_thieu.docx
@@ -891,7 +891,8 @@
     <w:name w:val="Normal"/>
     <w:qFormat/>
     <w:pPr>
-      <w:spacing w:line="288" w:lineRule="auto"/>
+      <w:ind w:firstLine="567"/>
+      <w:spacing w:line="360" w:lineRule="auto"/>
       <w:jc w:val="both"/>
     </w:pPr>
     <w:rPr>
@@ -905,7 +906,7 @@
     <w:basedOn w:val="Normal"/>
     <w:link w:val="BodyTextChar"/>
     <w:pPr>
-      <w:spacing w:after="180" w:before="180" w:line="288" w:lineRule="auto"/>
+      <w:spacing w:after="180" w:before="180" w:line="360" w:lineRule="auto"/>
       <w:jc w:val="both"/>
     </w:pPr>
     <w:qFormat/>
@@ -921,7 +922,7 @@
     <w:next w:val="BodyText"/>
     <w:qFormat/>
     <w:pPr>
-      <w:spacing w:line="288" w:lineRule="auto"/>
+      <w:spacing w:line="360" w:lineRule="auto"/>
       <w:jc w:val="both"/>
     </w:pPr>
     <w:rPr>
@@ -935,7 +936,7 @@
     <w:basedOn w:val="BodyText"/>
     <w:qFormat/>
     <w:pPr>
-      <w:spacing w:after="36" w:before="36" w:line="288" w:lineRule="auto"/>
+      <w:spacing w:after="36" w:before="36" w:line="360" w:lineRule="auto"/>
       <w:jc w:val="both"/>
     </w:pPr>
     <w:rPr>
@@ -952,7 +953,7 @@
     <w:pPr>
       <w:keepNext/>
       <w:keepLines/>
-      <w:spacing w:after="240" w:before="480" w:line="288" w:lineRule="auto"/>
+      <w:spacing w:after="240" w:before="480" w:line="360" w:lineRule="auto"/>
       <w:jc w:val="both"/>
     </w:pPr>
     <w:rPr>
@@ -972,7 +973,7 @@
     <w:pPr>
       <w:keepNext/>
       <w:keepLines/>
-      <w:spacing w:after="240" w:before="240" w:line="288" w:lineRule="auto"/>
+      <w:spacing w:after="240" w:before="240" w:line="360" w:lineRule="auto"/>
       <w:jc w:val="both"/>
     </w:pPr>
     <w:rPr>
@@ -989,7 +990,7 @@
     <w:pPr>
       <w:keepNext/>
       <w:keepLines/>
-      <w:spacing w:line="288" w:lineRule="auto"/>
+      <w:spacing w:line="360" w:lineRule="auto"/>
       <w:jc w:val="both"/>
     </w:pPr>
     <w:rPr>
@@ -1005,7 +1006,7 @@
     <w:pPr>
       <w:keepNext/>
       <w:keepLines/>
-      <w:spacing w:line="288" w:lineRule="auto"/>
+      <w:spacing w:line="360" w:lineRule="auto"/>
       <w:jc w:val="both"/>
     </w:pPr>
     <w:rPr>
@@ -1023,7 +1024,7 @@
       <w:keepNext/>
       <w:keepLines/>
       <w:jc w:val="both"/>
-      <w:spacing w:after="0" w:before="300" w:line="288" w:lineRule="auto"/>
+      <w:spacing w:after="0" w:before="300" w:line="360" w:lineRule="auto"/>
     </w:pPr>
     <w:rPr>
       <w:color w:val="000000"/>
@@ -1041,7 +1042,7 @@
     <w:pPr>
       <w:keepNext/>
       <w:keepLines/>
-      <w:spacing w:after="300" w:before="100" w:line="288" w:lineRule="auto"/>
+      <w:spacing w:after="300" w:before="100" w:line="360" w:lineRule="auto"/>
       <w:jc w:val="both"/>
     </w:pPr>
     <w:rPr>
@@ -1057,7 +1058,7 @@
     <w:next w:val="Bibliography"/>
     <w:qFormat/>
     <w:pPr>
-      <w:spacing w:line="288" w:lineRule="auto"/>
+      <w:spacing w:line="360" w:lineRule="auto"/>
       <w:jc w:val="both"/>
     </w:pPr>
     <w:rPr>
@@ -1075,8 +1076,8 @@
     <w:pPr>
       <w:keepNext/>
       <w:keepLines/>
-      <w:spacing w:after="0" w:before="480" w:line="288" w:lineRule="auto"/>
-      <w:jc w:val="both"/>
+      <w:spacing w:after="0" w:before="480" w:line="360" w:lineRule="auto"/>
+      <w:jc w:val="center"/>
       <w:outlineLvl w:val="0"/>
     </w:pPr>
     <w:rPr>
@@ -1084,7 +1085,7 @@
       <w:b/>
       <w:bCs/>
       <w:color w:val="000000"/>
-      <w:sz w:val="26"/>
+      <w:sz w:val="32"/>
       <w:szCs w:val="32"/>
     </w:rPr>
   </w:style>
@@ -1098,7 +1099,7 @@
     <w:pPr>
       <w:keepNext/>
       <w:keepLines/>
-      <w:spacing w:after="0" w:before="200" w:line="288" w:lineRule="auto"/>
+      <w:spacing w:after="0" w:before="200" w:line="360" w:lineRule="auto"/>
       <w:jc w:val="both"/>
       <w:outlineLvl w:val="1"/>
     </w:pPr>
@@ -1107,7 +1108,7 @@
       <w:b/>
       <w:bCs/>
       <w:color w:val="000000"/>
-      <w:sz w:val="26"/>
+      <w:sz w:val="28"/>
       <w:szCs w:val="28"/>
     </w:rPr>
   </w:style>
@@ -1121,7 +1122,7 @@
     <w:pPr>
       <w:keepNext/>
       <w:keepLines/>
-      <w:spacing w:after="0" w:before="200" w:line="288" w:lineRule="auto"/>
+      <w:spacing w:after="0" w:before="200" w:line="360" w:lineRule="auto"/>
       <w:jc w:val="both"/>
       <w:outlineLvl w:val="2"/>
     </w:pPr>
@@ -1144,7 +1145,7 @@
     <w:pPr>
       <w:keepNext/>
       <w:keepLines/>
-      <w:spacing w:after="0" w:before="200" w:line="288" w:lineRule="auto"/>
+      <w:spacing w:after="0" w:before="200" w:line="360" w:lineRule="auto"/>
       <w:jc w:val="both"/>
       <w:outlineLvl w:val="3"/>
     </w:pPr>
@@ -1167,7 +1168,7 @@
     <w:pPr>
       <w:keepNext/>
       <w:keepLines/>
-      <w:spacing w:after="0" w:before="200" w:line="288" w:lineRule="auto"/>
+      <w:spacing w:after="0" w:before="200" w:line="360" w:lineRule="auto"/>
       <w:jc w:val="both"/>
       <w:outlineLvl w:val="4"/>
     </w:pPr>
@@ -1189,7 +1190,7 @@
     <w:pPr>
       <w:keepNext/>
       <w:keepLines/>
-      <w:spacing w:after="0" w:before="200" w:line="288" w:lineRule="auto"/>
+      <w:spacing w:after="0" w:before="200" w:line="360" w:lineRule="auto"/>
       <w:jc w:val="both"/>
       <w:outlineLvl w:val="5"/>
     </w:pPr>
@@ -1210,7 +1211,7 @@
     <w:pPr>
       <w:keepNext/>
       <w:keepLines/>
-      <w:spacing w:after="0" w:before="200" w:line="288" w:lineRule="auto"/>
+      <w:spacing w:after="0" w:before="200" w:line="360" w:lineRule="auto"/>
       <w:jc w:val="both"/>
       <w:outlineLvl w:val="6"/>
     </w:pPr>
@@ -1231,7 +1232,7 @@
     <w:pPr>
       <w:keepNext/>
       <w:keepLines/>
-      <w:spacing w:after="0" w:before="200" w:line="288" w:lineRule="auto"/>
+      <w:spacing w:after="0" w:before="200" w:line="360" w:lineRule="auto"/>
       <w:jc w:val="both"/>
       <w:outlineLvl w:val="7"/>
     </w:pPr>
@@ -1252,7 +1253,7 @@
     <w:pPr>
       <w:keepNext/>
       <w:keepLines/>
-      <w:spacing w:after="0" w:before="200" w:line="288" w:lineRule="auto"/>
+      <w:spacing w:after="0" w:before="200" w:line="360" w:lineRule="auto"/>
       <w:jc w:val="both"/>
       <w:outlineLvl w:val="8"/>
     </w:pPr>
@@ -1271,7 +1272,7 @@
     <w:unhideWhenUsed/>
     <w:qFormat/>
     <w:pPr>
-      <w:spacing w:after="100" w:before="100" w:line="288" w:lineRule="auto"/>
+      <w:spacing w:after="100" w:before="100" w:line="360" w:lineRule="auto"/>
       <w:ind w:firstLine="0" w:left="480" w:right="480"/>
       <w:jc w:val="both"/>
     </w:pPr>
@@ -1289,7 +1290,7 @@
     <w:unhideWhenUsed/>
     <w:qFormat/>
     <w:pPr>
-      <w:spacing w:line="288" w:lineRule="auto"/>
+      <w:spacing w:line="360" w:lineRule="auto"/>
       <w:jc w:val="both"/>
     </w:pPr>
     <w:rPr>
@@ -1315,7 +1316,7 @@
     <w:unhideWhenUsed/>
     <w:qFormat/>
     <w:pPr>
-      <w:spacing w:line="288" w:lineRule="auto"/>
+      <w:spacing w:line="360" w:lineRule="auto"/>
       <w:jc w:val="both"/>
     </w:pPr>
     <w:rPr>
@@ -1355,7 +1356,7 @@
     <w:pPr>
       <w:keepNext/>
       <w:keepLines/>
-      <w:spacing w:after="0" w:line="288" w:lineRule="auto"/>
+      <w:spacing w:after="0" w:line="360" w:lineRule="auto"/>
       <w:jc w:val="both"/>
     </w:pPr>
     <w:rPr>
@@ -1369,7 +1370,7 @@
     <w:name w:val="Definition"/>
     <w:basedOn w:val="Normal"/>
     <w:pPr>
-      <w:spacing w:line="288" w:lineRule="auto"/>
+      <w:spacing w:line="360" w:lineRule="auto"/>
       <w:jc w:val="both"/>
     </w:pPr>
     <w:rPr>
@@ -1383,7 +1384,7 @@
     <w:basedOn w:val="Normal"/>
     <w:link w:val="BodyTextChar"/>
     <w:pPr>
-      <w:spacing w:after="120" w:before="0" w:line="288" w:lineRule="auto"/>
+      <w:spacing w:after="120" w:before="0" w:line="360" w:lineRule="auto"/>
       <w:jc w:val="both"/>
     </w:pPr>
     <w:rPr>
@@ -1398,7 +1399,7 @@
     <w:basedOn w:val="Caption"/>
     <w:pPr>
       <w:keepNext/>
-      <w:spacing w:line="288" w:lineRule="auto"/>
+      <w:spacing w:line="360" w:lineRule="auto"/>
       <w:jc w:val="both"/>
     </w:pPr>
     <w:rPr>
@@ -1411,7 +1412,7 @@
     <w:name w:val="Image Caption"/>
     <w:basedOn w:val="Caption"/>
     <w:pPr>
-      <w:spacing w:line="288" w:lineRule="auto"/>
+      <w:spacing w:line="360" w:lineRule="auto"/>
       <w:jc w:val="both"/>
     </w:pPr>
     <w:rPr>
@@ -1424,7 +1425,7 @@
     <w:name w:val="Figure"/>
     <w:basedOn w:val="Normal"/>
     <w:pPr>
-      <w:spacing w:line="288" w:lineRule="auto"/>
+      <w:spacing w:line="360" w:lineRule="auto"/>
       <w:jc w:val="both"/>
     </w:pPr>
     <w:rPr>
@@ -1438,7 +1439,7 @@
     <w:basedOn w:val="Figure"/>
     <w:pPr>
       <w:keepNext/>
-      <w:spacing w:line="288" w:lineRule="auto"/>
+      <w:spacing w:line="360" w:lineRule="auto"/>
       <w:jc w:val="both"/>
     </w:pPr>
     <w:rPr>
@@ -1502,7 +1503,7 @@
     <w:unhideWhenUsed/>
     <w:qFormat/>
     <w:pPr>
-      <w:spacing w:before="240" w:line="288" w:lineRule="auto"/>
+      <w:spacing w:before="240" w:line="360" w:lineRule="auto"/>
       <w:jc w:val="both"/>
       <w:outlineLvl w:val="9"/>
     </w:pPr>

--- a/dist/SUBMISSION_FINAL/Thesis_LuanAn/chuong_1_gioi_thieu.docx
+++ b/dist/SUBMISSION_FINAL/Thesis_LuanAn/chuong_1_gioi_thieu.docx
@@ -892,7 +892,7 @@
     <w:qFormat/>
     <w:pPr>
       <w:ind w:firstLine="567"/>
-      <w:spacing w:line="360" w:lineRule="auto"/>
+      <w:spacing w:line="288" w:lineRule="auto"/>
       <w:jc w:val="both"/>
     </w:pPr>
     <w:rPr>
@@ -906,7 +906,7 @@
     <w:basedOn w:val="Normal"/>
     <w:link w:val="BodyTextChar"/>
     <w:pPr>
-      <w:spacing w:after="180" w:before="180" w:line="360" w:lineRule="auto"/>
+      <w:spacing w:after="180" w:before="180" w:line="288" w:lineRule="auto"/>
       <w:jc w:val="both"/>
     </w:pPr>
     <w:qFormat/>
@@ -922,7 +922,7 @@
     <w:next w:val="BodyText"/>
     <w:qFormat/>
     <w:pPr>
-      <w:spacing w:line="360" w:lineRule="auto"/>
+      <w:spacing w:line="288" w:lineRule="auto"/>
       <w:jc w:val="both"/>
     </w:pPr>
     <w:rPr>
@@ -936,7 +936,7 @@
     <w:basedOn w:val="BodyText"/>
     <w:qFormat/>
     <w:pPr>
-      <w:spacing w:after="36" w:before="36" w:line="360" w:lineRule="auto"/>
+      <w:spacing w:after="36" w:before="36" w:line="288" w:lineRule="auto"/>
       <w:jc w:val="both"/>
     </w:pPr>
     <w:rPr>
@@ -953,7 +953,7 @@
     <w:pPr>
       <w:keepNext/>
       <w:keepLines/>
-      <w:spacing w:after="240" w:before="480" w:line="360" w:lineRule="auto"/>
+      <w:spacing w:after="240" w:before="480" w:line="288" w:lineRule="auto"/>
       <w:jc w:val="both"/>
     </w:pPr>
     <w:rPr>
@@ -973,7 +973,7 @@
     <w:pPr>
       <w:keepNext/>
       <w:keepLines/>
-      <w:spacing w:after="240" w:before="240" w:line="360" w:lineRule="auto"/>
+      <w:spacing w:after="240" w:before="240" w:line="288" w:lineRule="auto"/>
       <w:jc w:val="both"/>
     </w:pPr>
     <w:rPr>
@@ -990,7 +990,7 @@
     <w:pPr>
       <w:keepNext/>
       <w:keepLines/>
-      <w:spacing w:line="360" w:lineRule="auto"/>
+      <w:spacing w:line="288" w:lineRule="auto"/>
       <w:jc w:val="both"/>
     </w:pPr>
     <w:rPr>
@@ -1006,7 +1006,7 @@
     <w:pPr>
       <w:keepNext/>
       <w:keepLines/>
-      <w:spacing w:line="360" w:lineRule="auto"/>
+      <w:spacing w:line="288" w:lineRule="auto"/>
       <w:jc w:val="both"/>
     </w:pPr>
     <w:rPr>
@@ -1024,7 +1024,7 @@
       <w:keepNext/>
       <w:keepLines/>
       <w:jc w:val="both"/>
-      <w:spacing w:after="0" w:before="300" w:line="360" w:lineRule="auto"/>
+      <w:spacing w:after="0" w:before="300" w:line="288" w:lineRule="auto"/>
     </w:pPr>
     <w:rPr>
       <w:color w:val="000000"/>
@@ -1042,7 +1042,7 @@
     <w:pPr>
       <w:keepNext/>
       <w:keepLines/>
-      <w:spacing w:after="300" w:before="100" w:line="360" w:lineRule="auto"/>
+      <w:spacing w:after="300" w:before="100" w:line="288" w:lineRule="auto"/>
       <w:jc w:val="both"/>
     </w:pPr>
     <w:rPr>
@@ -1058,7 +1058,7 @@
     <w:next w:val="Bibliography"/>
     <w:qFormat/>
     <w:pPr>
-      <w:spacing w:line="360" w:lineRule="auto"/>
+      <w:spacing w:line="288" w:lineRule="auto"/>
       <w:jc w:val="both"/>
     </w:pPr>
     <w:rPr>
@@ -1076,7 +1076,7 @@
     <w:pPr>
       <w:keepNext/>
       <w:keepLines/>
-      <w:spacing w:after="0" w:before="480" w:line="360" w:lineRule="auto"/>
+      <w:spacing w:after="0" w:before="480" w:line="288" w:lineRule="auto"/>
       <w:jc w:val="center"/>
       <w:outlineLvl w:val="0"/>
     </w:pPr>
@@ -1085,7 +1085,7 @@
       <w:b/>
       <w:bCs/>
       <w:color w:val="000000"/>
-      <w:sz w:val="32"/>
+      <w:sz w:val="28"/>
       <w:szCs w:val="32"/>
     </w:rPr>
   </w:style>
@@ -1099,7 +1099,7 @@
     <w:pPr>
       <w:keepNext/>
       <w:keepLines/>
-      <w:spacing w:after="0" w:before="200" w:line="360" w:lineRule="auto"/>
+      <w:spacing w:after="0" w:before="200" w:line="288" w:lineRule="auto"/>
       <w:jc w:val="both"/>
       <w:outlineLvl w:val="1"/>
     </w:pPr>
@@ -1108,7 +1108,7 @@
       <w:b/>
       <w:bCs/>
       <w:color w:val="000000"/>
-      <w:sz w:val="28"/>
+      <w:sz w:val="26"/>
       <w:szCs w:val="28"/>
     </w:rPr>
   </w:style>
@@ -1122,7 +1122,7 @@
     <w:pPr>
       <w:keepNext/>
       <w:keepLines/>
-      <w:spacing w:after="0" w:before="200" w:line="360" w:lineRule="auto"/>
+      <w:spacing w:after="0" w:before="200" w:line="288" w:lineRule="auto"/>
       <w:jc w:val="both"/>
       <w:outlineLvl w:val="2"/>
     </w:pPr>
@@ -1145,7 +1145,7 @@
     <w:pPr>
       <w:keepNext/>
       <w:keepLines/>
-      <w:spacing w:after="0" w:before="200" w:line="360" w:lineRule="auto"/>
+      <w:spacing w:after="0" w:before="200" w:line="288" w:lineRule="auto"/>
       <w:jc w:val="both"/>
       <w:outlineLvl w:val="3"/>
     </w:pPr>
@@ -1168,7 +1168,7 @@
     <w:pPr>
       <w:keepNext/>
       <w:keepLines/>
-      <w:spacing w:after="0" w:before="200" w:line="360" w:lineRule="auto"/>
+      <w:spacing w:after="0" w:before="200" w:line="288" w:lineRule="auto"/>
       <w:jc w:val="both"/>
       <w:outlineLvl w:val="4"/>
     </w:pPr>
@@ -1190,7 +1190,7 @@
     <w:pPr>
       <w:keepNext/>
       <w:keepLines/>
-      <w:spacing w:after="0" w:before="200" w:line="360" w:lineRule="auto"/>
+      <w:spacing w:after="0" w:before="200" w:line="288" w:lineRule="auto"/>
       <w:jc w:val="both"/>
       <w:outlineLvl w:val="5"/>
     </w:pPr>
@@ -1211,7 +1211,7 @@
     <w:pPr>
       <w:keepNext/>
       <w:keepLines/>
-      <w:spacing w:after="0" w:before="200" w:line="360" w:lineRule="auto"/>
+      <w:spacing w:after="0" w:before="200" w:line="288" w:lineRule="auto"/>
       <w:jc w:val="both"/>
       <w:outlineLvl w:val="6"/>
     </w:pPr>
@@ -1232,7 +1232,7 @@
     <w:pPr>
       <w:keepNext/>
       <w:keepLines/>
-      <w:spacing w:after="0" w:before="200" w:line="360" w:lineRule="auto"/>
+      <w:spacing w:after="0" w:before="200" w:line="288" w:lineRule="auto"/>
       <w:jc w:val="both"/>
       <w:outlineLvl w:val="7"/>
     </w:pPr>
@@ -1253,7 +1253,7 @@
     <w:pPr>
       <w:keepNext/>
       <w:keepLines/>
-      <w:spacing w:after="0" w:before="200" w:line="360" w:lineRule="auto"/>
+      <w:spacing w:after="0" w:before="200" w:line="288" w:lineRule="auto"/>
       <w:jc w:val="both"/>
       <w:outlineLvl w:val="8"/>
     </w:pPr>
@@ -1272,7 +1272,7 @@
     <w:unhideWhenUsed/>
     <w:qFormat/>
     <w:pPr>
-      <w:spacing w:after="100" w:before="100" w:line="360" w:lineRule="auto"/>
+      <w:spacing w:after="100" w:before="100" w:line="288" w:lineRule="auto"/>
       <w:ind w:firstLine="0" w:left="480" w:right="480"/>
       <w:jc w:val="both"/>
     </w:pPr>
@@ -1290,7 +1290,7 @@
     <w:unhideWhenUsed/>
     <w:qFormat/>
     <w:pPr>
-      <w:spacing w:line="360" w:lineRule="auto"/>
+      <w:spacing w:line="288" w:lineRule="auto"/>
       <w:jc w:val="both"/>
     </w:pPr>
     <w:rPr>
@@ -1316,7 +1316,7 @@
     <w:unhideWhenUsed/>
     <w:qFormat/>
     <w:pPr>
-      <w:spacing w:line="360" w:lineRule="auto"/>
+      <w:spacing w:line="288" w:lineRule="auto"/>
       <w:jc w:val="both"/>
     </w:pPr>
     <w:rPr>
@@ -1356,7 +1356,7 @@
     <w:pPr>
       <w:keepNext/>
       <w:keepLines/>
-      <w:spacing w:after="0" w:line="360" w:lineRule="auto"/>
+      <w:spacing w:after="0" w:line="288" w:lineRule="auto"/>
       <w:jc w:val="both"/>
     </w:pPr>
     <w:rPr>
@@ -1370,7 +1370,7 @@
     <w:name w:val="Definition"/>
     <w:basedOn w:val="Normal"/>
     <w:pPr>
-      <w:spacing w:line="360" w:lineRule="auto"/>
+      <w:spacing w:line="288" w:lineRule="auto"/>
       <w:jc w:val="both"/>
     </w:pPr>
     <w:rPr>
@@ -1384,7 +1384,7 @@
     <w:basedOn w:val="Normal"/>
     <w:link w:val="BodyTextChar"/>
     <w:pPr>
-      <w:spacing w:after="120" w:before="0" w:line="360" w:lineRule="auto"/>
+      <w:spacing w:after="120" w:before="0" w:line="288" w:lineRule="auto"/>
       <w:jc w:val="both"/>
     </w:pPr>
     <w:rPr>
@@ -1399,7 +1399,7 @@
     <w:basedOn w:val="Caption"/>
     <w:pPr>
       <w:keepNext/>
-      <w:spacing w:line="360" w:lineRule="auto"/>
+      <w:spacing w:line="288" w:lineRule="auto"/>
       <w:jc w:val="both"/>
     </w:pPr>
     <w:rPr>
@@ -1412,7 +1412,7 @@
     <w:name w:val="Image Caption"/>
     <w:basedOn w:val="Caption"/>
     <w:pPr>
-      <w:spacing w:line="360" w:lineRule="auto"/>
+      <w:spacing w:line="288" w:lineRule="auto"/>
       <w:jc w:val="both"/>
     </w:pPr>
     <w:rPr>
@@ -1425,7 +1425,7 @@
     <w:name w:val="Figure"/>
     <w:basedOn w:val="Normal"/>
     <w:pPr>
-      <w:spacing w:line="360" w:lineRule="auto"/>
+      <w:spacing w:line="288" w:lineRule="auto"/>
       <w:jc w:val="both"/>
     </w:pPr>
     <w:rPr>
@@ -1439,7 +1439,7 @@
     <w:basedOn w:val="Figure"/>
     <w:pPr>
       <w:keepNext/>
-      <w:spacing w:line="360" w:lineRule="auto"/>
+      <w:spacing w:line="288" w:lineRule="auto"/>
       <w:jc w:val="both"/>
     </w:pPr>
     <w:rPr>
@@ -1503,7 +1503,7 @@
     <w:unhideWhenUsed/>
     <w:qFormat/>
     <w:pPr>
-      <w:spacing w:before="240" w:line="360" w:lineRule="auto"/>
+      <w:spacing w:before="240" w:line="288" w:lineRule="auto"/>
       <w:jc w:val="both"/>
       <w:outlineLvl w:val="9"/>
     </w:pPr>
